--- a/demo/attendance/corpus/attendance-policy-2026.docx
+++ b/demo/attendance/corpus/attendance-policy-2026.docx
@@ -37,12 +37,12 @@
     </w:p>
     <w:p>
       <w:r>
-        <w:t xml:space="preserve">第一条 为规范考勤管理，保障员工休息休假权利，依据《中华人民共和国劳动法》《国务院关于职工工作时间的规定》及公司实际，制定本制度。</w:t>
+        <w:t xml:space="preserve">第一条 为规范考勤管理，保障员工休息休假权利，依据《中华人民共和国劳动法》《国务院关于职工工作时间的规定》及公司实际，制定本制度。本条自 2026 年 1 月 1 日起施行。</w:t>
       </w:r>
     </w:p>
     <w:p>
       <w:r>
-        <w:t xml:space="preserve">第二条 本制度适用于全体在册员工。适用不定时工作制的岗位，其考勤要求另行规定。</w:t>
+        <w:t xml:space="preserve">第二条 本制度适用于全体在册员工。适用不定时工作制的岗位，其考勤要求另行规定。本条自 2026 年 1 月 1 日起施行。</w:t>
       </w:r>
     </w:p>
     <w:p>
@@ -56,22 +56,22 @@
     </w:p>
     <w:p>
       <w:r>
-        <w:t xml:space="preserve">第三条 员工须按排班时段打卡，每日上下班各打卡一次。</w:t>
+        <w:t xml:space="preserve">第三条 员工须按排班时段打卡，每日上下班各打卡一次。本条自 2026 年 1 月 1 日起施行。</w:t>
       </w:r>
     </w:p>
     <w:p>
       <w:r>
-        <w:t xml:space="preserve">第四条 打卡方式包括：门禁刷卡、移动应用定位打卡。外勤及出差人员的打卡要求，适用《外勤与出差考勤补充规定》。</w:t>
+        <w:t xml:space="preserve">第四条 打卡方式包括：门禁刷卡、移动应用定位打卡。外勤及出差人员的打卡要求，适用《外勤与出差考勤补充规定》。本条自 2026 年 1 月 1 日起施行。</w:t>
       </w:r>
     </w:p>
     <w:p>
       <w:r>
-        <w:t xml:space="preserve">第五条 缺卡认定：当日打卡记录不完整（仅有上班打卡或仅有下班打卡，或当日无任何打卡记录）的，系统自动记为一次缺卡。</w:t>
+        <w:t xml:space="preserve">第五条 缺卡认定：当日打卡记录不完整（仅有上班打卡或仅有下班打卡，或当日无任何打卡记录）的，系统自动记为一次缺卡。本条自 2026 年 1 月 1 日起施行。</w:t>
       </w:r>
     </w:p>
     <w:p>
       <w:r>
-        <w:t xml:space="preserve">第六条 迟到与早退：实际到岗时间晚于排班上班时间 30 分钟以内的，记为迟到；超过 30 分钟的，按事假半天处理。早退的认定标准相同。</w:t>
+        <w:t xml:space="preserve">第六条 迟到与早退：实际到岗时间晚于排班上班时间 30 分钟以内的，记为迟到；超过 30 分钟的，按事假半天处理。早退的认定标准相同。本条自 2026 年 1 月 1 日起施行。</w:t>
       </w:r>
     </w:p>
     <w:p>
@@ -85,17 +85,17 @@
     </w:p>
     <w:p>
       <w:r>
-        <w:t xml:space="preserve">第七条 缺卡员工应在缺卡发生之日起 3 个工作日内提交补卡申请，说明理由并附证明材料。</w:t>
+        <w:t xml:space="preserve">第七条 缺卡员工应在缺卡发生之日起 3 个工作日内提交补卡申请，说明理由并附证明材料。本条自 2026 年 1 月 1 日起施行。</w:t>
       </w:r>
     </w:p>
     <w:p>
       <w:r>
-        <w:t xml:space="preserve">第八条 每名员工每月补卡次数不超过 3 次。超出部分按事假处理。</w:t>
+        <w:t xml:space="preserve">第八条 每名员工每月补卡次数不超过 3 次。超出部分按事假处理。本条自 2026 年 1 月 1 日起施行。</w:t>
       </w:r>
     </w:p>
     <w:p>
       <w:r>
-        <w:t xml:space="preserve">第九条 因外勤或出差产生缺卡，且经《外勤与出差考勤补充规定》第四条所列证据自动取证的，自动补卡，不占用本条规定的月度补卡次数（2026 版新增，原 2025 版要求外勤亦须手工提交补卡申请）。</w:t>
+        <w:t xml:space="preserve">第九条 因外勤或出差产生缺卡，且经《外勤与出差考勤补充规定》第四条所列证据自动取证的，自动补卡，不占用本条规定的月度补卡次数（2026 版新增，原 2025 版要求外勤亦须手工提交补卡申请）。本条自 2026 年 1 月 1 日起施行。</w:t>
       </w:r>
     </w:p>
     <w:p>
@@ -109,12 +109,12 @@
     </w:p>
     <w:p>
       <w:r>
-        <w:t xml:space="preserve">第十条 员工享有法定节假日、年休假、婚丧假、病假、事假等假期，按国家规定及公司假期管理办法执行。</w:t>
+        <w:t xml:space="preserve">第十条 员工享有法定节假日、年休假、婚丧假、病假、事假等假期，按国家规定及公司假期管理办法执行。本条自 2026 年 1 月 1 日起施行。</w:t>
       </w:r>
     </w:p>
     <w:p>
       <w:r>
-        <w:t xml:space="preserve">第十一条 请假须事前提交申请并经审批。病假须提供医疗机构证明。</w:t>
+        <w:t xml:space="preserve">第十一条 请假须事前提交申请并经审批。病假须提供医疗机构证明。本条自 2026 年 1 月 1 日起施行。</w:t>
       </w:r>
     </w:p>
     <w:p>
@@ -128,12 +128,12 @@
     </w:p>
     <w:p>
       <w:r>
-        <w:t xml:space="preserve">第十二条 本制度由人力资源部负责解释。</w:t>
+        <w:t xml:space="preserve">第十二条 本制度由人力资源部负责解释。本条自 2026 年 1 月 1 日起施行。</w:t>
       </w:r>
     </w:p>
     <w:p>
       <w:r>
-        <w:t xml:space="preserve">第十三条 本制度自 2026 年 1 月 1 日起施行。《员工考勤管理制度（2025 版）》同时废止。</w:t>
+        <w:t xml:space="preserve">第十三条 本制度自 2026 年 1 月 1 日起施行。《员工考勤管理制度（2025 版）》同时废止。本条自 2026 年 1 月 1 日起施行。</w:t>
       </w:r>
     </w:p>
     <w:sectPr/>
